--- a/3-能力管理/运行记录类文件/HXDL-ITSS-0304-运维服务能力管理报告（截止2026年1月）.docx
+++ b/3-能力管理/运行记录类文件/HXDL-ITSS-0304-运维服务能力管理报告（截止2026年1月）.docx
@@ -7470,12 +7470,7 @@
         <w:t>2026年1</w:t>
       </w:r>
       <w:r>
-        <w:t>月，累计开展线上+现场面试活动10余场，面试15余人次，</w:t>
-      </w:r>
-      <w:bookmarkStart w:id="100" w:name="_GoBack"/>
-      <w:bookmarkEnd w:id="100"/>
-      <w:r>
-        <w:t>完成阶段性招聘任务：实际到岗</w:t>
+        <w:t>月，累计开展线上+现场面试活动10余场，面试15余人次，完成阶段性招聘任务：实际到岗</w:t>
       </w:r>
       <w:r>
         <w:rPr>
@@ -8034,7 +8029,7 @@
                 <w:sz w:val="22"/>
                 <w:lang w:val="en-US" w:eastAsia="zh-CN"/>
               </w:rPr>
-              <w:t>电缆应急抢修运维工程师</w:t>
+              <w:t>基础环境运维工程师</w:t>
             </w:r>
           </w:p>
         </w:tc>
@@ -8114,7 +8109,7 @@
               <w:snapToGrid w:val="0"/>
               <w:spacing w:before="120" w:after="120" w:line="240" w:lineRule="auto"/>
               <w:ind w:left="0" w:leftChars="0" w:right="0" w:rightChars="0" w:firstLine="0" w:firstLineChars="0"/>
-              <w:jc w:val="right"/>
+              <w:jc w:val="left"/>
               <w:textAlignment w:val="baseline"/>
               <w:rPr>
                 <w:rFonts w:ascii="Arial" w:eastAsia="等线"/>
@@ -8369,18 +8364,11 @@
             </w:pPr>
             <w:r>
               <w:rPr>
-                <w:rFonts w:hint="eastAsia" w:ascii="Arial" w:eastAsia="等线" w:cs="Arial"/>
+                <w:rFonts w:hint="eastAsia" w:eastAsia="等线" w:cs="Arial"/>
                 <w:sz w:val="22"/>
                 <w:lang w:val="en-US" w:eastAsia="zh-CN"/>
               </w:rPr>
-              <w:t>会议电视</w:t>
-            </w:r>
-            <w:r>
-              <w:rPr>
-                <w:rFonts w:ascii="Arial" w:hAnsi="Arial" w:eastAsia="等线" w:cs="Arial"/>
-                <w:sz w:val="22"/>
-              </w:rPr>
-              <w:t>运维工程师</w:t>
+              <w:t>硬件运维工程师</w:t>
             </w:r>
           </w:p>
         </w:tc>
@@ -10135,7 +10123,16 @@
           <w:rFonts w:hint="eastAsia"/>
           <w:lang w:val="en-US" w:eastAsia="zh-CN"/>
         </w:rPr>
-        <w:t>2025年7月至2026年6月计划储备5人。截止2026年1月，计划储备3人，实际储备3人，达成储备目标。涉及项目经理、电缆应急抢修运维工程师等关键岗位。具体完成情况如下:</w:t>
+        <w:t>2025年7月至2026年6月计划储备5人。截止2026年1月，计划储备3人，实际储备3人，达成储备目标。涉及项目经理、基础环境运维工程师</w:t>
+      </w:r>
+      <w:bookmarkStart w:id="100" w:name="_GoBack"/>
+      <w:bookmarkEnd w:id="100"/>
+      <w:r>
+        <w:rPr>
+          <w:rFonts w:hint="eastAsia"/>
+          <w:lang w:val="en-US" w:eastAsia="zh-CN"/>
+        </w:rPr>
+        <w:t>等关键岗位。具体完成情况如下:</w:t>
       </w:r>
     </w:p>
     <w:tbl>
@@ -11032,11 +11029,11 @@
             </w:pPr>
             <w:r>
               <w:rPr>
-                <w:rFonts w:hint="eastAsia" w:ascii="Arial" w:eastAsia="等线" w:cs="Arial"/>
+                <w:rFonts w:hint="eastAsia" w:eastAsia="等线" w:cs="Arial"/>
                 <w:sz w:val="22"/>
                 <w:lang w:val="en-US" w:eastAsia="zh-CN"/>
               </w:rPr>
-              <w:t>电缆应急抢修运维工程师</w:t>
+              <w:t>基础环境运维工程师</w:t>
             </w:r>
           </w:p>
         </w:tc>
@@ -11443,17 +11440,11 @@
             </w:pPr>
             <w:r>
               <w:rPr>
-                <w:rFonts w:ascii="Arial" w:hAnsi="Helvetica" w:eastAsia="等线" w:cs="Helvetica"/>
-                <w:i w:val="0"/>
-                <w:iCs w:val="0"/>
-                <w:caps w:val="0"/>
-                <w:color w:val="333333"/>
-                <w:spacing w:val="0"/>
-                <w:sz w:val="22"/>
-                <w:szCs w:val="24"/>
-                <w:shd w:val="clear" w:fill="FFFFFF"/>
-              </w:rPr>
-              <w:t>电缆在线监测运维工程师</w:t>
+                <w:rFonts w:hint="eastAsia" w:eastAsia="等线" w:cs="Arial"/>
+                <w:sz w:val="22"/>
+                <w:lang w:val="en-US" w:eastAsia="zh-CN"/>
+              </w:rPr>
+              <w:t>硬件运维工程师</w:t>
             </w:r>
           </w:p>
         </w:tc>
@@ -12267,8 +12258,8 @@
         <w:snapToGrid w:val="0"/>
         <w:textAlignment w:val="baseline"/>
       </w:pPr>
-      <w:bookmarkStart w:id="17" w:name="_Toc9809"/>
-      <w:bookmarkStart w:id="18" w:name="_Toc17609"/>
+      <w:bookmarkStart w:id="17" w:name="_Toc17609"/>
+      <w:bookmarkStart w:id="18" w:name="_Toc9809"/>
       <w:r>
         <w:rPr>
           <w:rFonts w:hint="eastAsia"/>
@@ -12366,7 +12357,7 @@
           <w:szCs w:val="24"/>
           <w:lang w:val="en-US" w:eastAsia="zh-CN"/>
         </w:rPr>
-        <w:t>备人数*100%，考核频次为年度考核，储备计划按计划进行中，预计于2026年6月完成传输设备运维工程师和项目经理的储备。</w:t>
+        <w:t>备人数*100%，考核频次为年度考核，储备计划按计划进行中，预计于2026年6月完成硬件运维工程师和项目经理的储备。</w:t>
       </w:r>
     </w:p>
     <w:p>
@@ -12421,8 +12412,8 @@
           <w:lang w:val="en-US" w:eastAsia="zh-CN"/>
         </w:rPr>
       </w:pPr>
-      <w:bookmarkStart w:id="20" w:name="_Toc25058"/>
-      <w:bookmarkStart w:id="21" w:name="_Toc18620"/>
+      <w:bookmarkStart w:id="20" w:name="_Toc18620"/>
+      <w:bookmarkStart w:id="21" w:name="_Toc25058"/>
       <w:r>
         <w:rPr>
           <w:rFonts w:hint="eastAsia"/>
@@ -12480,67 +12471,67 @@
           <w:rFonts w:hint="eastAsia"/>
           <w:lang w:val="en-US" w:eastAsia="zh-CN"/>
         </w:rPr>
-        <w:t>已完成</w:t>
-      </w:r>
-      <w:r>
-        <w:t>完成</w:t>
+        <w:t>已完成19</w:t>
+      </w:r>
+      <w:r>
+        <w:t>场培训，共计</w:t>
       </w:r>
       <w:r>
         <w:rPr>
           <w:rFonts w:hint="eastAsia"/>
           <w:lang w:val="en-US" w:eastAsia="zh-CN"/>
         </w:rPr>
-        <w:t>19</w:t>
-      </w:r>
-      <w:r>
-        <w:t>场培训，共计</w:t>
+        <w:t>51</w:t>
+      </w:r>
+      <w:r>
+        <w:t>课时，其中内部讲师授课</w:t>
       </w:r>
       <w:r>
         <w:rPr>
           <w:rFonts w:hint="eastAsia"/>
           <w:lang w:val="en-US" w:eastAsia="zh-CN"/>
         </w:rPr>
-        <w:t>51</w:t>
-      </w:r>
-      <w:r>
-        <w:t>课时，其中内部讲师授课</w:t>
+        <w:t>10</w:t>
+      </w:r>
+      <w:r>
+        <w:t>场，外部讲师</w:t>
       </w:r>
       <w:r>
         <w:rPr>
           <w:rFonts w:hint="eastAsia"/>
           <w:lang w:val="en-US" w:eastAsia="zh-CN"/>
         </w:rPr>
-        <w:t>10</w:t>
-      </w:r>
-      <w:r>
-        <w:t>场，外部讲师</w:t>
+        <w:t>8</w:t>
+      </w:r>
+      <w:r>
+        <w:t>场</w:t>
+      </w:r>
+      <w:r>
+        <w:rPr>
+          <w:rFonts w:hint="eastAsia"/>
+          <w:lang w:eastAsia="zh-CN"/>
+        </w:rPr>
+        <w:t>，</w:t>
       </w:r>
       <w:r>
         <w:rPr>
           <w:rFonts w:hint="eastAsia"/>
           <w:lang w:val="en-US" w:eastAsia="zh-CN"/>
         </w:rPr>
-        <w:t>8</w:t>
-      </w:r>
-      <w:r>
-        <w:t>场</w:t>
+        <w:t>外派1场</w:t>
+      </w:r>
+      <w:r>
+        <w:t>。培训内容涵盖管理类（4D卓越团队、情景领导</w:t>
       </w:r>
       <w:r>
         <w:rPr>
           <w:rFonts w:hint="eastAsia"/>
           <w:lang w:eastAsia="zh-CN"/>
         </w:rPr>
-        <w:t>，</w:t>
-      </w:r>
-      <w:r>
-        <w:rPr>
-          <w:rFonts w:hint="eastAsia"/>
-          <w:lang w:val="en-US" w:eastAsia="zh-CN"/>
-        </w:rPr>
-        <w:t>外派1场</w:t>
-      </w:r>
-      <w:r>
-        <w:t>。培训内容涵盖管理类（4D卓越团队、情景领导</w:t>
+        <w:t>、</w:t>
+      </w:r>
+      <w:r>
+        <w:t>目标设定与沟通</w:t>
       </w:r>
       <w:r>
         <w:rPr>
@@ -12550,25 +12541,6 @@
         <w:t>、</w:t>
       </w:r>
       <w:r>
-        <w:rPr>
-          <w:rFonts w:ascii="Arial" w:hAnsi="Arial" w:eastAsia="等线" w:cs="Arial"/>
-          <w:sz w:val="22"/>
-        </w:rPr>
-        <w:t>目标设定与沟通</w:t>
-      </w:r>
-      <w:r>
-        <w:rPr>
-          <w:rFonts w:hint="eastAsia" w:eastAsia="等线" w:cs="Arial"/>
-          <w:sz w:val="22"/>
-          <w:lang w:eastAsia="zh-CN"/>
-        </w:rPr>
-        <w:t>、</w:t>
-      </w:r>
-      <w:r>
-        <w:rPr>
-          <w:rFonts w:ascii="Arial" w:hAnsi="Arial" w:eastAsia="等线" w:cs="Arial"/>
-          <w:sz w:val="22"/>
-        </w:rPr>
         <w:t>团队变革领导力</w:t>
       </w:r>
       <w:r>
@@ -24683,8 +24655,8 @@
           <w:lang w:val="en-US" w:eastAsia="zh-CN"/>
         </w:rPr>
       </w:pPr>
-      <w:bookmarkStart w:id="22" w:name="_Toc19869"/>
-      <w:bookmarkStart w:id="23" w:name="_Toc11287"/>
+      <w:bookmarkStart w:id="22" w:name="_Toc11287"/>
+      <w:bookmarkStart w:id="23" w:name="_Toc19869"/>
       <w:r>
         <w:rPr>
           <w:rFonts w:hint="eastAsia"/>
@@ -24823,8 +24795,8 @@
           <w:lang w:val="en-US" w:eastAsia="zh-CN"/>
         </w:rPr>
       </w:pPr>
-      <w:bookmarkStart w:id="25" w:name="_Toc32369"/>
-      <w:bookmarkStart w:id="26" w:name="_Toc30415"/>
+      <w:bookmarkStart w:id="25" w:name="_Toc30415"/>
+      <w:bookmarkStart w:id="26" w:name="_Toc32369"/>
       <w:r>
         <w:rPr>
           <w:rFonts w:hint="eastAsia"/>
@@ -24862,7 +24834,7 @@
           <w:rFonts w:hint="eastAsia"/>
           <w:lang w:val="en-US" w:eastAsia="zh-CN"/>
         </w:rPr>
-        <w:t>截止2026年1月按计划完成应急通信运维工程师、基础环境运维工程师、软件研发工程师的备份，保证了各项目的平稳运行。</w:t>
+        <w:t>截止2026年1月按计划完成基础环境运维工程师、软件研发工程师的备份，保证了各项目的平稳运行。</w:t>
       </w:r>
     </w:p>
     <w:tbl>
@@ -25399,13 +25371,18 @@
               <w:ind w:left="0"/>
               <w:jc w:val="left"/>
               <w:textAlignment w:val="baseline"/>
-            </w:pPr>
-            <w:r>
-              <w:rPr>
-                <w:rFonts w:ascii="Arial" w:hAnsi="Arial" w:eastAsia="等线" w:cs="Arial"/>
-                <w:sz w:val="22"/>
-              </w:rPr>
-              <w:t>应急通信运维工程师</w:t>
+              <w:rPr>
+                <w:rFonts w:hint="default" w:eastAsia="宋体"/>
+                <w:lang w:val="en-US" w:eastAsia="zh-CN"/>
+              </w:rPr>
+            </w:pPr>
+            <w:r>
+              <w:rPr>
+                <w:rFonts w:hint="eastAsia" w:eastAsia="等线" w:cs="Arial"/>
+                <w:sz w:val="22"/>
+                <w:lang w:val="en-US" w:eastAsia="zh-CN"/>
+              </w:rPr>
+              <w:t>项目经理</w:t>
             </w:r>
           </w:p>
         </w:tc>
@@ -25888,7 +25865,7 @@
                 <w:rFonts w:ascii="Arial" w:hAnsi="Arial" w:eastAsia="等线" w:cs="Arial"/>
                 <w:sz w:val="22"/>
               </w:rPr>
-              <w:t>应急通信运维工程师</w:t>
+              <w:t>基础环境运维工程师</w:t>
             </w:r>
           </w:p>
         </w:tc>
@@ -25966,7 +25943,7 @@
                 <w:rFonts w:ascii="Arial" w:hAnsi="Arial" w:eastAsia="等线" w:cs="Arial"/>
                 <w:sz w:val="22"/>
               </w:rPr>
-              <w:t>应急通信运维工程师</w:t>
+              <w:t>基础环境运维工程师</w:t>
             </w:r>
           </w:p>
         </w:tc>
@@ -25979,33 +25956,35 @@
               <w:bottom w:w="30" w:type="dxa"/>
               <w:right w:w="120" w:type="dxa"/>
             </w:tcMar>
-          </w:tcPr>
-          <w:p>
-            <w:pPr>
-              <w:keepNext w:val="0"/>
-              <w:keepLines w:val="0"/>
-              <w:pageBreakBefore w:val="0"/>
-              <w:widowControl w:val="0"/>
-              <w:kinsoku w:val="0"/>
-              <w:wordWrap/>
-              <w:overflowPunct/>
-              <w:topLinePunct w:val="0"/>
-              <w:autoSpaceDE w:val="0"/>
-              <w:autoSpaceDN w:val="0"/>
-              <w:bidi w:val="0"/>
-              <w:adjustRightInd w:val="0"/>
-              <w:snapToGrid w:val="0"/>
-              <w:spacing w:before="120" w:after="120" w:line="288" w:lineRule="auto"/>
-              <w:ind w:left="0"/>
+            <w:vAlign w:val="center"/>
+          </w:tcPr>
+          <w:p>
+            <w:pPr>
+              <w:keepNext w:val="0"/>
+              <w:keepLines w:val="0"/>
+              <w:pageBreakBefore w:val="0"/>
+              <w:widowControl w:val="0"/>
+              <w:kinsoku w:val="0"/>
+              <w:wordWrap/>
+              <w:overflowPunct/>
+              <w:topLinePunct w:val="0"/>
+              <w:autoSpaceDE w:val="0"/>
+              <w:autoSpaceDN w:val="0"/>
+              <w:bidi w:val="0"/>
+              <w:adjustRightInd w:val="0"/>
+              <w:snapToGrid w:val="0"/>
+              <w:spacing w:before="120" w:after="120" w:line="240" w:lineRule="auto"/>
+              <w:ind w:left="0" w:leftChars="0" w:right="0" w:rightChars="0" w:firstLine="0" w:firstLineChars="0"/>
               <w:jc w:val="left"/>
               <w:textAlignment w:val="baseline"/>
             </w:pPr>
             <w:r>
               <w:rPr>
-                <w:rFonts w:ascii="Arial" w:hAnsi="Arial" w:eastAsia="等线" w:cs="Arial"/>
-                <w:sz w:val="22"/>
-              </w:rPr>
-              <w:t>传输设备运维工程师</w:t>
+                <w:rFonts w:hint="eastAsia" w:ascii="Arial" w:eastAsia="等线"/>
+                <w:sz w:val="22"/>
+                <w:lang w:val="en-US" w:eastAsia="zh-CN"/>
+              </w:rPr>
+              <w:t>硬件运维工程师</w:t>
             </w:r>
           </w:p>
         </w:tc>
@@ -26268,33 +26247,35 @@
               <w:bottom w:w="30" w:type="dxa"/>
               <w:right w:w="120" w:type="dxa"/>
             </w:tcMar>
-          </w:tcPr>
-          <w:p>
-            <w:pPr>
-              <w:keepNext w:val="0"/>
-              <w:keepLines w:val="0"/>
-              <w:pageBreakBefore w:val="0"/>
-              <w:widowControl w:val="0"/>
-              <w:kinsoku w:val="0"/>
-              <w:wordWrap/>
-              <w:overflowPunct/>
-              <w:topLinePunct w:val="0"/>
-              <w:autoSpaceDE w:val="0"/>
-              <w:autoSpaceDN w:val="0"/>
-              <w:bidi w:val="0"/>
-              <w:adjustRightInd w:val="0"/>
-              <w:snapToGrid w:val="0"/>
-              <w:spacing w:before="120" w:after="120" w:line="288" w:lineRule="auto"/>
-              <w:ind w:left="0"/>
+            <w:vAlign w:val="center"/>
+          </w:tcPr>
+          <w:p>
+            <w:pPr>
+              <w:keepNext w:val="0"/>
+              <w:keepLines w:val="0"/>
+              <w:pageBreakBefore w:val="0"/>
+              <w:widowControl w:val="0"/>
+              <w:kinsoku w:val="0"/>
+              <w:wordWrap/>
+              <w:overflowPunct/>
+              <w:topLinePunct w:val="0"/>
+              <w:autoSpaceDE w:val="0"/>
+              <w:autoSpaceDN w:val="0"/>
+              <w:bidi w:val="0"/>
+              <w:adjustRightInd w:val="0"/>
+              <w:snapToGrid w:val="0"/>
+              <w:spacing w:before="120" w:after="120" w:line="240" w:lineRule="auto"/>
+              <w:ind w:left="0" w:leftChars="0" w:right="0" w:rightChars="0" w:firstLine="0" w:firstLineChars="0"/>
               <w:jc w:val="left"/>
               <w:textAlignment w:val="baseline"/>
             </w:pPr>
             <w:r>
               <w:rPr>
-                <w:rFonts w:ascii="Arial" w:hAnsi="Arial" w:eastAsia="等线" w:cs="Arial"/>
-                <w:sz w:val="22"/>
-              </w:rPr>
-              <w:t>会议电视运维工程师</w:t>
+                <w:rFonts w:hint="eastAsia" w:ascii="Arial" w:eastAsia="等线"/>
+                <w:sz w:val="22"/>
+                <w:lang w:val="en-US" w:eastAsia="zh-CN"/>
+              </w:rPr>
+              <w:t>硬件运维工程师</w:t>
             </w:r>
           </w:p>
         </w:tc>
@@ -26705,8 +26686,8 @@
           <w:lang w:val="en-US" w:eastAsia="zh-CN"/>
         </w:rPr>
       </w:pPr>
-      <w:bookmarkStart w:id="27" w:name="_Toc6633"/>
-      <w:bookmarkStart w:id="28" w:name="_Toc31476"/>
+      <w:bookmarkStart w:id="27" w:name="_Toc31476"/>
+      <w:bookmarkStart w:id="28" w:name="_Toc6633"/>
       <w:r>
         <w:rPr>
           <w:rFonts w:hint="eastAsia"/>
@@ -28195,8 +28176,8 @@
           <w:lang w:val="en-US" w:eastAsia="zh-CN"/>
         </w:rPr>
       </w:pPr>
-      <w:bookmarkStart w:id="39" w:name="_Toc28166"/>
-      <w:bookmarkStart w:id="40" w:name="_Toc25084"/>
+      <w:bookmarkStart w:id="39" w:name="_Toc25084"/>
+      <w:bookmarkStart w:id="40" w:name="_Toc28166"/>
       <w:r>
         <w:rPr>
           <w:rFonts w:hint="eastAsia"/>
@@ -28229,8 +28210,8 @@
         <w:ind w:left="425" w:leftChars="0" w:hanging="425" w:firstLineChars="0"/>
         <w:textAlignment w:val="baseline"/>
       </w:pPr>
-      <w:bookmarkStart w:id="41" w:name="heading_14"/>
-      <w:bookmarkStart w:id="42" w:name="_Toc19603"/>
+      <w:bookmarkStart w:id="41" w:name="_Toc19603"/>
+      <w:bookmarkStart w:id="42" w:name="heading_14"/>
       <w:r>
         <w:t>评价范围</w:t>
       </w:r>
@@ -28374,14 +28355,21 @@
         <w:textAlignment w:val="baseline"/>
       </w:pPr>
       <w:r>
-        <w:t>会议电视运维工程师（中级工程师，岗级标准55）、</w:t>
-      </w:r>
-      <w:r>
         <w:rPr>
           <w:rFonts w:hint="eastAsia"/>
           <w:lang w:val="en-US" w:eastAsia="zh-CN"/>
         </w:rPr>
-        <w:t>电缆应急抢修运维工程师</w:t>
+        <w:t>基础环境</w:t>
+      </w:r>
+      <w:r>
+        <w:t>运维工程师（中级工程师，岗级标准55）、</w:t>
+      </w:r>
+      <w:r>
+        <w:rPr>
+          <w:rFonts w:hint="eastAsia"/>
+          <w:lang w:val="en-US" w:eastAsia="zh-CN"/>
+        </w:rPr>
+        <w:t>硬件运维工程师</w:t>
       </w:r>
       <w:r>
         <w:t>（高级工程师，</w:t>
@@ -28466,6 +28454,7 @@
         <w:pageBreakBefore w:val="0"/>
         <w:widowControl w:val="0"/>
         <w:numPr>
+          <w:ilvl w:val="0"/>
           <w:numId w:val="0"/>
         </w:numPr>
         <w:kinsoku w:val="0"/>
@@ -28521,7 +28510,7 @@
           <w:rFonts w:hint="eastAsia"/>
           <w:lang w:val="en-US" w:eastAsia="zh-CN"/>
         </w:rPr>
-        <w:t>电缆应急抢修运维工程师（岗位标准65）</w:t>
+        <w:t>基础环境运维工程师（岗位标准65）</w:t>
       </w:r>
       <w:r>
         <w:t>。</w:t>
@@ -39429,8 +39418,8 @@
       </w:pPr>
       <w:bookmarkStart w:id="96" w:name="bookmark3"/>
       <w:bookmarkEnd w:id="96"/>
-      <w:bookmarkStart w:id="97" w:name="_Toc17424"/>
-      <w:bookmarkStart w:id="98" w:name="_Toc3187"/>
+      <w:bookmarkStart w:id="97" w:name="_Toc3187"/>
+      <w:bookmarkStart w:id="98" w:name="_Toc17424"/>
       <w:r>
         <w:rPr>
           <w:rStyle w:val="38"/>
@@ -39854,23 +39843,6 @@
     </w:lvl>
   </w:abstractNum>
   <w:abstractNum w:abstractNumId="9">
-    <w:nsid w:val="B85FCDBE"/>
-    <w:multiLevelType w:val="singleLevel"/>
-    <w:tmpl w:val="B85FCDBE"/>
-    <w:lvl w:ilvl="0" w:tentative="0">
-      <w:start w:val="1"/>
-      <w:numFmt w:val="decimal"/>
-      <w:lvlText w:val="(%1)"/>
-      <w:lvlJc w:val="left"/>
-      <w:pPr>
-        <w:ind w:left="425" w:hanging="425"/>
-      </w:pPr>
-      <w:rPr>
-        <w:rFonts w:hint="default"/>
-      </w:rPr>
-    </w:lvl>
-  </w:abstractNum>
-  <w:abstractNum w:abstractNumId="10">
     <w:nsid w:val="C759F1A5"/>
     <w:multiLevelType w:val="singleLevel"/>
     <w:tmpl w:val="C759F1A5"/>
@@ -39887,7 +39859,7 @@
       </w:rPr>
     </w:lvl>
   </w:abstractNum>
-  <w:abstractNum w:abstractNumId="11">
+  <w:abstractNum w:abstractNumId="10">
     <w:nsid w:val="DC8D00BB"/>
     <w:multiLevelType w:val="singleLevel"/>
     <w:tmpl w:val="DC8D00BB"/>
@@ -39904,7 +39876,7 @@
       </w:rPr>
     </w:lvl>
   </w:abstractNum>
-  <w:abstractNum w:abstractNumId="12">
+  <w:abstractNum w:abstractNumId="11">
     <w:nsid w:val="EF2A17AD"/>
     <w:multiLevelType w:val="singleLevel"/>
     <w:tmpl w:val="EF2A17AD"/>
@@ -39912,6 +39884,23 @@
       <w:start w:val="1"/>
       <w:numFmt w:val="decimal"/>
       <w:lvlText w:val="%1."/>
+      <w:lvlJc w:val="left"/>
+      <w:pPr>
+        <w:ind w:left="425" w:hanging="425"/>
+      </w:pPr>
+      <w:rPr>
+        <w:rFonts w:hint="default"/>
+      </w:rPr>
+    </w:lvl>
+  </w:abstractNum>
+  <w:abstractNum w:abstractNumId="12">
+    <w:nsid w:val="F459ECDB"/>
+    <w:multiLevelType w:val="singleLevel"/>
+    <w:tmpl w:val="F459ECDB"/>
+    <w:lvl w:ilvl="0" w:tentative="0">
+      <w:start w:val="1"/>
+      <w:numFmt w:val="decimal"/>
+      <w:lvlText w:val="(%1)"/>
       <w:lvlJc w:val="left"/>
       <w:pPr>
         <w:ind w:left="425" w:hanging="425"/>
@@ -40131,7 +40120,7 @@
     <w:abstractNumId w:val="2"/>
   </w:num>
   <w:num w:numId="2">
-    <w:abstractNumId w:val="11"/>
+    <w:abstractNumId w:val="10"/>
   </w:num>
   <w:num w:numId="3">
     <w:abstractNumId w:val="15"/>
@@ -40140,10 +40129,10 @@
     <w:abstractNumId w:val="6"/>
   </w:num>
   <w:num w:numId="5">
-    <w:abstractNumId w:val="12"/>
+    <w:abstractNumId w:val="11"/>
   </w:num>
   <w:num w:numId="6">
-    <w:abstractNumId w:val="9"/>
+    <w:abstractNumId w:val="12"/>
   </w:num>
   <w:num w:numId="7">
     <w:abstractNumId w:val="3"/>
@@ -40185,7 +40174,7 @@
     <w:abstractNumId w:val="24"/>
   </w:num>
   <w:num w:numId="20">
-    <w:abstractNumId w:val="10"/>
+    <w:abstractNumId w:val="9"/>
   </w:num>
   <w:num w:numId="21">
     <w:abstractNumId w:val="7"/>

--- a/3-能力管理/运行记录类文件/HXDL-ITSS-0304-运维服务能力管理报告（截止2026年1月）.docx
+++ b/3-能力管理/运行记录类文件/HXDL-ITSS-0304-运维服务能力管理报告（截止2026年1月）.docx
@@ -7425,8 +7425,8 @@
         <w:textAlignment w:val="baseline"/>
       </w:pPr>
       <w:bookmarkStart w:id="7" w:name="_Toc13741"/>
-      <w:bookmarkStart w:id="8" w:name="heading_3"/>
-      <w:bookmarkStart w:id="9" w:name="_Toc1409"/>
+      <w:bookmarkStart w:id="8" w:name="_Toc1409"/>
+      <w:bookmarkStart w:id="9" w:name="heading_3"/>
       <w:r>
         <w:rPr>
           <w:rFonts w:hint="eastAsia"/>
@@ -9843,8 +9843,8 @@
         <w:snapToGrid w:val="0"/>
         <w:textAlignment w:val="baseline"/>
       </w:pPr>
-      <w:bookmarkStart w:id="10" w:name="_Toc5186"/>
-      <w:bookmarkStart w:id="11" w:name="_Toc22538"/>
+      <w:bookmarkStart w:id="10" w:name="_Toc22538"/>
+      <w:bookmarkStart w:id="11" w:name="_Toc5186"/>
       <w:r>
         <w:rPr>
           <w:rFonts w:hint="eastAsia"/>
@@ -9981,8 +9981,8 @@
         <w:snapToGrid w:val="0"/>
         <w:textAlignment w:val="baseline"/>
       </w:pPr>
-      <w:bookmarkStart w:id="13" w:name="_Toc25874"/>
-      <w:bookmarkStart w:id="14" w:name="_Toc32701"/>
+      <w:bookmarkStart w:id="13" w:name="_Toc32701"/>
+      <w:bookmarkStart w:id="14" w:name="_Toc25874"/>
       <w:r>
         <w:rPr>
           <w:rFonts w:hint="eastAsia"/>
@@ -10123,16 +10123,7 @@
           <w:rFonts w:hint="eastAsia"/>
           <w:lang w:val="en-US" w:eastAsia="zh-CN"/>
         </w:rPr>
-        <w:t>2025年7月至2026年6月计划储备5人。截止2026年1月，计划储备3人，实际储备3人，达成储备目标。涉及项目经理、基础环境运维工程师</w:t>
-      </w:r>
-      <w:bookmarkStart w:id="100" w:name="_GoBack"/>
-      <w:bookmarkEnd w:id="100"/>
-      <w:r>
-        <w:rPr>
-          <w:rFonts w:hint="eastAsia"/>
-          <w:lang w:val="en-US" w:eastAsia="zh-CN"/>
-        </w:rPr>
-        <w:t>等关键岗位。具体完成情况如下:</w:t>
+        <w:t>2025年7月至2026年6月计划储备5人。截止2026年1月，计划储备3人，实际储备3人，达成储备目标。涉及项目经理、基础环境运维工程师等关键岗位。具体完成情况如下:</w:t>
       </w:r>
     </w:p>
     <w:tbl>
@@ -12412,8 +12403,8 @@
           <w:lang w:val="en-US" w:eastAsia="zh-CN"/>
         </w:rPr>
       </w:pPr>
-      <w:bookmarkStart w:id="20" w:name="_Toc18620"/>
-      <w:bookmarkStart w:id="21" w:name="_Toc25058"/>
+      <w:bookmarkStart w:id="20" w:name="_Toc25058"/>
+      <w:bookmarkStart w:id="21" w:name="_Toc18620"/>
       <w:r>
         <w:rPr>
           <w:rFonts w:hint="eastAsia"/>
@@ -12541,10 +12532,7 @@
         <w:t>、</w:t>
       </w:r>
       <w:r>
-        <w:t>团队变革领导力</w:t>
-      </w:r>
-      <w:r>
-        <w:t>等）、规范类（ITSS运维服务体系等）、技术类（Oracle数据库优化、系统监控工具使用等），实现培训过程签到、课件存档及讲师评价全流程管理。</w:t>
+        <w:t>团队变革领导力等）、规范类（ITSS运维服务体系等）、技术类（Oracle数据库优化、系统监控工具使用等），实现培训过程签到、课件存档及讲师评价全流程管理。</w:t>
       </w:r>
       <w:r>
         <w:rPr>
@@ -12646,12 +12634,6 @@
             <w:insideH w:val="single" w:color="auto" w:sz="4" w:space="0"/>
             <w:insideV w:val="single" w:color="auto" w:sz="4" w:space="0"/>
           </w:tblBorders>
-          <w:tblCellMar>
-            <w:top w:w="0" w:type="dxa"/>
-            <w:left w:w="10" w:type="dxa"/>
-            <w:bottom w:w="0" w:type="dxa"/>
-            <w:right w:w="10" w:type="dxa"/>
-          </w:tblCellMar>
         </w:tblPrEx>
         <w:tc>
           <w:tcPr>
@@ -28537,8 +28519,8 @@
           <w:lang w:val="en-US" w:eastAsia="zh-CN"/>
         </w:rPr>
       </w:pPr>
-      <w:bookmarkStart w:id="44" w:name="_Toc16522"/>
-      <w:bookmarkStart w:id="45" w:name="_Toc23412"/>
+      <w:bookmarkStart w:id="44" w:name="_Toc23412"/>
+      <w:bookmarkStart w:id="45" w:name="_Toc16522"/>
       <w:r>
         <w:rPr>
           <w:rFonts w:hint="eastAsia"/>
@@ -29600,6 +29582,8 @@
           <w:szCs w:val="24"/>
         </w:rPr>
       </w:pPr>
+      <w:bookmarkStart w:id="100" w:name="_GoBack"/>
+      <w:bookmarkEnd w:id="100"/>
       <w:r>
         <w:rPr>
           <w:rFonts w:hint="eastAsia" w:ascii="宋体" w:hAnsi="宋体" w:eastAsia="宋体" w:cs="宋体"/>
@@ -29607,7 +29591,7 @@
           <w:sz w:val="24"/>
           <w:szCs w:val="24"/>
         </w:rPr>
-        <w:t>2025年度运维服务能力管理指标体系</w:t>
+        <w:t>运维服务能力管理指标体系</w:t>
       </w:r>
       <w:r>
         <w:rPr>
@@ -29757,8 +29741,8 @@
         <w:snapToGrid w:val="0"/>
         <w:textAlignment w:val="baseline"/>
       </w:pPr>
-      <w:bookmarkStart w:id="55" w:name="heading_5"/>
-      <w:bookmarkStart w:id="56" w:name="_Toc4884"/>
+      <w:bookmarkStart w:id="55" w:name="_Toc4884"/>
+      <w:bookmarkStart w:id="56" w:name="heading_5"/>
       <w:r>
         <w:t>物管平台-物联标识系统</w:t>
       </w:r>
@@ -34210,8 +34194,8 @@
           <w:lang w:val="en-US" w:eastAsia="zh-CN"/>
         </w:rPr>
       </w:pPr>
-      <w:bookmarkStart w:id="71" w:name="_Toc6509"/>
-      <w:bookmarkStart w:id="72" w:name="_Toc19320"/>
+      <w:bookmarkStart w:id="71" w:name="_Toc19320"/>
+      <w:bookmarkStart w:id="72" w:name="_Toc6509"/>
       <w:r>
         <w:rPr>
           <w:rFonts w:hint="eastAsia"/>
@@ -39418,8 +39402,8 @@
       </w:pPr>
       <w:bookmarkStart w:id="96" w:name="bookmark3"/>
       <w:bookmarkEnd w:id="96"/>
-      <w:bookmarkStart w:id="97" w:name="_Toc3187"/>
-      <w:bookmarkStart w:id="98" w:name="_Toc17424"/>
+      <w:bookmarkStart w:id="97" w:name="_Toc17424"/>
+      <w:bookmarkStart w:id="98" w:name="_Toc3187"/>
       <w:r>
         <w:rPr>
           <w:rStyle w:val="38"/>
